--- a/Tai_lieu_SRS/03_Website_Quan_tri/03_Cong_tac_boi_thuong/Bieu_mau/Mau_18_BTNN_Template.docx
+++ b/Tai_lieu_SRS/03_Website_Quan_tri/03_Cong_tac_boi_thuong/Bieu_mau/Mau_18_BTNN_Template.docx
@@ -192,9 +192,9 @@
     </w:p>
     <w:p>
       <w:pPr>
-        <w:jc w:val="both"/>
-        <w:ind w:firstLine="567"/>
-        <w:spacing w:after="120" w:line="276" w:lineRule="auto"/>
+        <w:spacing w:after="120" w:line="276" w:lineRule="auto"/>
+        <w:ind w:firstLine="567"/>
+        <w:jc w:val="both"/>
       </w:pPr>
       <w:r>
         <w:rPr>
@@ -202,73 +202,13 @@
           <w:sz w:val="28"/>
           <w:szCs w:val="28"/>
         </w:rPr>
-        <w:t xml:space="preserve">Căn cứ Điều 47 Luật Trách nhiệm bồi thường của Nhà nước số 10/2017/QH14 đã được sửa đổi, bổ sung bởi Luật số 81/2025/QH15 và Luật số 15/2026/QH16;</w:t>
-      </w:r>
-    </w:p>
-    <w:p>
-      <w:pPr>
-        <w:jc w:val="both"/>
-        <w:ind w:firstLine="567"/>
-        <w:spacing w:after="120" w:line="276" w:lineRule="auto"/>
-      </w:pPr>
-      <w:r>
-        <w:rPr>
-          <w:i/>
-          <w:sz w:val="28"/>
-          <w:szCs w:val="28"/>
-        </w:rPr>
-        <w:t xml:space="preserve">Căn cứ Nghị định số ##SoHieuNghiDinh## ngày ##NgayBanHanhNghiDinh## của Chính phủ quy định chi tiết một số điều và biện pháp thi hành Luật Trách nhiệm bồi thường của Nhà nước;</w:t>
-      </w:r>
-    </w:p>
-    <w:p>
-      <w:pPr>
-        <w:jc w:val="both"/>
-        <w:ind w:firstLine="567"/>
-        <w:spacing w:after="120" w:line="276" w:lineRule="auto"/>
-      </w:pPr>
-      <w:r>
-        <w:rPr>
-          <w:i/>
-          <w:sz w:val="28"/>
-          <w:szCs w:val="28"/>
-        </w:rPr>
-        <w:t xml:space="preserve">Căn cứ văn bản làm căn cứ yêu cầu bồi thường số ##SoKyHieuVanBanCanCu## ngày ##NgayBanHanhVanBanCanCu## của ##CoQuanBanHanhVanBanCanCu##;</w:t>
-      </w:r>
-    </w:p>
-    <w:p>
-      <w:pPr>
-        <w:jc w:val="both"/>
-        <w:ind w:firstLine="567"/>
-        <w:spacing w:after="120" w:line="276" w:lineRule="auto"/>
-      </w:pPr>
-      <w:r>
-        <w:rPr>
-          <w:i/>
-          <w:sz w:val="28"/>
-          <w:szCs w:val="28"/>
-        </w:rPr>
-        <w:t xml:space="preserve">Căn cứ Quyết định tạm ứng kinh phí bồi thường số ##SoQDTamUng## ngày ##NgayQDTamUng## của ##CoQuanBanHanhQDTamUng## (nếu có);</w:t>
-      </w:r>
-    </w:p>
-    <w:p>
-      <w:pPr>
-        <w:jc w:val="both"/>
-        <w:ind w:firstLine="567"/>
-        <w:spacing w:after="120" w:line="276" w:lineRule="auto"/>
-      </w:pPr>
-      <w:r>
-        <w:rPr>
-          <w:i/>
-          <w:sz w:val="28"/>
-          <w:szCs w:val="28"/>
-        </w:rPr>
-        <w:t xml:space="preserve">Căn cứ Biên bản kết quả thương lượng bồi thường ngày ##NgayLapBienBanThuongLuong## giữa ##TenCoQuanGiaiQuyetBoiThuong## và Ông/Bà ##TenNguoiYeuCauBoiThuong##;</w:t>
-      </w:r>
-    </w:p>
-    <w:p>
-      <w:pPr>
+        <w:t xml:space="preserve">##CanCu##</w:t>
+      </w:r>
+    </w:p>
+    <w:p>
+      <w:pPr>
+        <w:spacing w:after="120" w:line="276" w:lineRule="auto"/>
         <w:jc w:val="center"/>
-        <w:spacing w:after="120" w:line="276" w:lineRule="auto"/>
       </w:pPr>
       <w:r>
         <w:rPr>
@@ -281,163 +221,289 @@
     </w:p>
     <w:p>
       <w:pPr>
-        <w:jc w:val="both"/>
-        <w:ind w:firstLine="567"/>
-        <w:spacing w:after="120" w:line="276" w:lineRule="auto"/>
-      </w:pPr>
-      <w:r>
-        <w:rPr>
-          <w:sz w:val="28"/>
-          <w:szCs w:val="28"/>
-        </w:rPr>
-        <w:t xml:space="preserve">Điều 1. Giải quyết bồi thường cho Ông/Bà ##TenNguoiYeuCauBoiThuong##. Địa chỉ: ##DiaChiNguoiYeuCauBoiThuong##. Tổng số tiền bồi thường là: ##TongSoTienBoiThuong## đồng (Bằng chữ: ##TongSoTienBoiThuongBangChu##).</w:t>
-      </w:r>
-    </w:p>
-    <w:p>
-      <w:pPr>
-        <w:jc w:val="both"/>
-        <w:ind w:firstLine="567"/>
-        <w:spacing w:after="120" w:line="276" w:lineRule="auto"/>
-      </w:pPr>
-      <w:r>
-        <w:rPr>
-          <w:sz w:val="28"/>
-          <w:szCs w:val="28"/>
-        </w:rPr>
-        <w:t xml:space="preserve">Các khoản bồi thường cụ thể gồm:</w:t>
-      </w:r>
-    </w:p>
-    <w:p>
-      <w:pPr>
-        <w:jc w:val="both"/>
-        <w:ind w:firstLine="567"/>
-        <w:spacing w:after="120" w:line="276" w:lineRule="auto"/>
-      </w:pPr>
-      <w:r>
-        <w:rPr>
-          <w:sz w:val="28"/>
-          <w:szCs w:val="28"/>
-        </w:rPr>
-        <w:t xml:space="preserve">- Bồi thường thiệt hại do tài sản bị xâm phạm: ##ThietHaiTaiSan## đồng;</w:t>
-      </w:r>
-    </w:p>
-    <w:p>
-      <w:pPr>
-        <w:jc w:val="both"/>
-        <w:ind w:firstLine="567"/>
-        <w:spacing w:after="120" w:line="276" w:lineRule="auto"/>
-      </w:pPr>
-      <w:r>
-        <w:rPr>
-          <w:sz w:val="28"/>
-          <w:szCs w:val="28"/>
-        </w:rPr>
-        <w:t xml:space="preserve">- Bồi thường thiệt hại do thu nhập thực tế bị mất hoặc giảm sút: ##ThietHaiThuNhap## đồng;</w:t>
-      </w:r>
-    </w:p>
-    <w:p>
-      <w:pPr>
-        <w:jc w:val="both"/>
-        <w:ind w:firstLine="567"/>
-        <w:spacing w:after="120" w:line="276" w:lineRule="auto"/>
-      </w:pPr>
-      <w:r>
-        <w:rPr>
-          <w:sz w:val="28"/>
-          <w:szCs w:val="28"/>
-        </w:rPr>
-        <w:t xml:space="preserve">- Bồi thường thiệt hại về tinh thần: ##ThietHaiTinhThan## đồng;</w:t>
-      </w:r>
-    </w:p>
-    <w:p>
-      <w:pPr>
-        <w:jc w:val="both"/>
-        <w:ind w:firstLine="567"/>
-        <w:spacing w:after="120" w:line="276" w:lineRule="auto"/>
-      </w:pPr>
-      <w:r>
-        <w:rPr>
-          <w:sz w:val="28"/>
-          <w:szCs w:val="28"/>
-        </w:rPr>
-        <w:t xml:space="preserve">- Các chi phí khác: ##ThietHaiKhac## đồng.</w:t>
-      </w:r>
-    </w:p>
-    <w:p>
-      <w:pPr>
-        <w:jc w:val="both"/>
-        <w:ind w:firstLine="567"/>
-        <w:spacing w:after="120" w:line="276" w:lineRule="auto"/>
-      </w:pPr>
-      <w:r>
-        <w:rPr>
-          <w:sz w:val="28"/>
-          <w:szCs w:val="28"/>
-        </w:rPr>
-        <w:t xml:space="preserve">Số tiền đã tạm ứng: ##SoTienDaTamUng## đồng. Số tiền còn lại phải chi trả: ##SoTienConLaiPhaiChiTra## đồng (Bằng chữ: ##SoTienConLaiBangChu##).</w:t>
-      </w:r>
-    </w:p>
-    <w:p>
-      <w:pPr>
-        <w:jc w:val="both"/>
-        <w:ind w:firstLine="567"/>
-        <w:spacing w:after="120" w:line="276" w:lineRule="auto"/>
-      </w:pPr>
-      <w:r>
-        <w:rPr>
-          <w:sz w:val="28"/>
-          <w:szCs w:val="28"/>
-        </w:rPr>
-        <w:t xml:space="preserve">Điều 2. Phương thức chi trả tiền bồi thường: ##PhuongThucChiTraBoiThuong##. ##ThongTinTaiKhoanChiTra##.</w:t>
-      </w:r>
-    </w:p>
-    <w:p>
-      <w:pPr>
-        <w:jc w:val="both"/>
-        <w:ind w:firstLine="567"/>
-        <w:spacing w:after="120" w:line="276" w:lineRule="auto"/>
-      </w:pPr>
-      <w:r>
-        <w:rPr>
-          <w:sz w:val="28"/>
-          <w:szCs w:val="28"/>
-        </w:rPr>
-        <w:t xml:space="preserve">Điều 3. Khôi phục quyền, lợi ích hợp pháp khác (nếu có): ##QuyenLoiIchHopPhapKhac##.</w:t>
-      </w:r>
-    </w:p>
-    <w:p>
-      <w:pPr>
-        <w:jc w:val="both"/>
-        <w:ind w:firstLine="567"/>
-        <w:spacing w:after="120" w:line="276" w:lineRule="auto"/>
-      </w:pPr>
-      <w:r>
-        <w:rPr>
-          <w:sz w:val="28"/>
-          <w:szCs w:val="28"/>
-        </w:rPr>
-        <w:t xml:space="preserve">Điều 4. Cơ quan giải quyết bồi thường có trách nhiệm thực hiện việc phục hồi danh dự cho người bị thiệt hại theo quy định tại Điều 57 Luật Trách nhiệm bồi thường của Nhà nước (nếu có).</w:t>
-      </w:r>
-    </w:p>
-    <w:p>
-      <w:pPr>
-        <w:jc w:val="both"/>
-        <w:ind w:firstLine="567"/>
-        <w:spacing w:after="120" w:line="276" w:lineRule="auto"/>
-      </w:pPr>
-      <w:r>
-        <w:rPr>
-          <w:sz w:val="28"/>
-          <w:szCs w:val="28"/>
-        </w:rPr>
-        <w:t xml:space="preserve">Điều 5. Quyết định này có hiệu lực kể từ: ##ThoiDiemHieuLucQuyetDinh##.</w:t>
-      </w:r>
-    </w:p>
-    <w:p>
-      <w:pPr>
-        <w:jc w:val="both"/>
-        <w:ind w:firstLine="567"/>
-        <w:spacing w:after="120" w:line="276" w:lineRule="auto"/>
+        <w:spacing w:after="120" w:line="276" w:lineRule="auto"/>
+        <w:ind w:firstLine="567"/>
+        <w:jc w:val="both"/>
+      </w:pPr>
+      <w:r>
+        <w:rPr>
+          <w:sz w:val="28"/>
+          <w:szCs w:val="28"/>
+        </w:rPr>
+        <w:t xml:space="preserve">Điều 1. Bồi thường thiệt hại cho Ông/Bà ##TenNguoiYeuCauBoiThuong##</w:t>
+      </w:r>
+    </w:p>
+    <w:p>
+      <w:pPr>
+        <w:spacing w:after="120" w:line="276" w:lineRule="auto"/>
+        <w:ind w:firstLine="567"/>
+        <w:jc w:val="both"/>
+      </w:pPr>
+      <w:r>
+        <w:rPr>
+          <w:sz w:val="28"/>
+          <w:szCs w:val="28"/>
+        </w:rPr>
+        <w:t xml:space="preserve">Địa chỉ: ##DiaChiNguoiYeuCauBoiThuong##</w:t>
+      </w:r>
+    </w:p>
+    <w:p>
+      <w:pPr>
+        <w:spacing w:after="120" w:line="276" w:lineRule="auto"/>
+        <w:ind w:firstLine="567"/>
+        <w:jc w:val="both"/>
+      </w:pPr>
+      <w:r>
+        <w:rPr>
+          <w:sz w:val="28"/>
+          <w:szCs w:val="28"/>
+        </w:rPr>
+        <w:t xml:space="preserve">Tổng số tiền bồi thường là: ##TongSoTienBoiThuong## đồng</w:t>
+      </w:r>
+    </w:p>
+    <w:p>
+      <w:pPr>
+        <w:spacing w:after="120" w:line="276" w:lineRule="auto"/>
+        <w:ind w:firstLine="567"/>
+        <w:jc w:val="both"/>
+      </w:pPr>
+      <w:r>
+        <w:rPr>
+          <w:sz w:val="28"/>
+          <w:szCs w:val="28"/>
+        </w:rPr>
+        <w:t xml:space="preserve">(Viết bằng chữ: ##TongSoTienBoiThuongBangChu##)</w:t>
+      </w:r>
+    </w:p>
+    <w:p>
+      <w:pPr>
+        <w:spacing w:after="120" w:line="276" w:lineRule="auto"/>
+        <w:ind w:firstLine="567"/>
+        <w:jc w:val="both"/>
+      </w:pPr>
+      <w:r>
+        <w:rPr>
+          <w:sz w:val="28"/>
+          <w:szCs w:val="28"/>
+        </w:rPr>
+        <w:t xml:space="preserve">Trong đó gồm:</w:t>
+      </w:r>
+    </w:p>
+    <w:p>
+      <w:pPr>
+        <w:spacing w:after="120" w:line="276" w:lineRule="auto"/>
+        <w:ind w:firstLine="567"/>
+        <w:jc w:val="both"/>
+      </w:pPr>
+      <w:r>
+        <w:rPr>
+          <w:sz w:val="28"/>
+          <w:szCs w:val="28"/>
+        </w:rPr>
+        <w:t xml:space="preserve">- Thiệt hại do tài sản bị xâm phạm (nếu có): ##ThietHaiTaiSan## đồng.</w:t>
+      </w:r>
+    </w:p>
+    <w:p>
+      <w:pPr>
+        <w:spacing w:after="120" w:line="276" w:lineRule="auto"/>
+        <w:ind w:firstLine="567"/>
+        <w:jc w:val="both"/>
+      </w:pPr>
+      <w:r>
+        <w:rPr>
+          <w:sz w:val="28"/>
+          <w:szCs w:val="28"/>
+        </w:rPr>
+        <w:t xml:space="preserve">- Thiệt hại do thu nhập thực tế bị mất hoặc bị giảm sút (nếu có): ##ThietHaiThuNhap## đồng.</w:t>
+      </w:r>
+    </w:p>
+    <w:p>
+      <w:pPr>
+        <w:spacing w:after="120" w:line="276" w:lineRule="auto"/>
+        <w:ind w:firstLine="567"/>
+        <w:jc w:val="both"/>
+      </w:pPr>
+      <w:r>
+        <w:rPr>
+          <w:sz w:val="28"/>
+          <w:szCs w:val="28"/>
+        </w:rPr>
+        <w:t xml:space="preserve">- Thiệt hại về vật chất do người bị thiệt hại chết (nếu có): ##ThietHaiDoNguoiBiThietHaiChet## đồng.</w:t>
+      </w:r>
+    </w:p>
+    <w:p>
+      <w:pPr>
+        <w:spacing w:after="120" w:line="276" w:lineRule="auto"/>
+        <w:ind w:firstLine="567"/>
+        <w:jc w:val="both"/>
+      </w:pPr>
+      <w:r>
+        <w:rPr>
+          <w:sz w:val="28"/>
+          <w:szCs w:val="28"/>
+        </w:rPr>
+        <w:t xml:space="preserve">- Thiệt hại về vật chất do sức khỏe bị xâm phạm (nếu có): ##ThietHaiDoSucKhoeBiXamPham## đồng.</w:t>
+      </w:r>
+    </w:p>
+    <w:p>
+      <w:pPr>
+        <w:spacing w:after="120" w:line="276" w:lineRule="auto"/>
+        <w:ind w:firstLine="567"/>
+        <w:jc w:val="both"/>
+      </w:pPr>
+      <w:r>
+        <w:rPr>
+          <w:sz w:val="28"/>
+          <w:szCs w:val="28"/>
+        </w:rPr>
+        <w:t xml:space="preserve">- Thiệt hại về tinh thần (nếu có): ##ThietHaiTinhThan## đồng.</w:t>
+      </w:r>
+    </w:p>
+    <w:p>
+      <w:pPr>
+        <w:spacing w:after="120" w:line="276" w:lineRule="auto"/>
+        <w:ind w:firstLine="567"/>
+        <w:jc w:val="both"/>
+      </w:pPr>
+      <w:r>
+        <w:rPr>
+          <w:sz w:val="28"/>
+          <w:szCs w:val="28"/>
+        </w:rPr>
+        <w:t xml:space="preserve">- Các chi phí khác được bồi thường (nếu có): ##ThietHaiKhac## đồng.</w:t>
+      </w:r>
+    </w:p>
+    <w:p>
+      <w:pPr>
+        <w:spacing w:after="120" w:line="276" w:lineRule="auto"/>
+        <w:ind w:firstLine="567"/>
+        <w:jc w:val="both"/>
+      </w:pPr>
+      <w:r>
+        <w:rPr>
+          <w:sz w:val="28"/>
+          <w:szCs w:val="28"/>
+        </w:rPr>
+        <w:t xml:space="preserve">Số tiền bồi thường đã tạm ứng (nếu có): ##SoTienDaTamUng## đồng.</w:t>
+      </w:r>
+    </w:p>
+    <w:p>
+      <w:pPr>
+        <w:spacing w:after="120" w:line="276" w:lineRule="auto"/>
+        <w:ind w:firstLine="567"/>
+        <w:jc w:val="both"/>
+      </w:pPr>
+      <w:r>
+        <w:rPr>
+          <w:sz w:val="28"/>
+          <w:szCs w:val="28"/>
+        </w:rPr>
+        <w:t xml:space="preserve">(Viết bằng chữ: ##SoTienDaTamUngBangChu##)</w:t>
+      </w:r>
+    </w:p>
+    <w:p>
+      <w:pPr>
+        <w:spacing w:after="120" w:line="276" w:lineRule="auto"/>
+        <w:ind w:firstLine="567"/>
+        <w:jc w:val="both"/>
+      </w:pPr>
+      <w:r>
+        <w:rPr>
+          <w:sz w:val="28"/>
+          <w:szCs w:val="28"/>
+        </w:rPr>
+        <w:t xml:space="preserve">Số tiền bồi thường còn lại sau khi đã tạm ứng (nếu có): ##SoTienConLaiPhaiChiTra## đồng</w:t>
+      </w:r>
+    </w:p>
+    <w:p>
+      <w:pPr>
+        <w:spacing w:after="120" w:line="276" w:lineRule="auto"/>
+        <w:ind w:firstLine="567"/>
+        <w:jc w:val="both"/>
+      </w:pPr>
+      <w:r>
+        <w:rPr>
+          <w:sz w:val="28"/>
+          <w:szCs w:val="28"/>
+        </w:rPr>
+        <w:t xml:space="preserve">(Viết bằng chữ: ##SoTienConLaiBangChu##)</w:t>
+      </w:r>
+    </w:p>
+    <w:p>
+      <w:pPr>
+        <w:spacing w:after="120" w:line="276" w:lineRule="auto"/>
+        <w:ind w:firstLine="567"/>
+        <w:jc w:val="both"/>
+      </w:pPr>
+      <w:r>
+        <w:rPr>
+          <w:sz w:val="28"/>
+          <w:szCs w:val="28"/>
+        </w:rPr>
+        <w:t xml:space="preserve">Trong đó có các nội dung ##NoiDungThuongLuongThanh## thương lượng thành; nội dung ##NoiDungThuongLuongKhongThanh## thương lượng không thành.</w:t>
+      </w:r>
+    </w:p>
+    <w:p>
+      <w:pPr>
+        <w:spacing w:after="120" w:line="276" w:lineRule="auto"/>
+        <w:ind w:firstLine="567"/>
+        <w:jc w:val="both"/>
+      </w:pPr>
+      <w:r>
+        <w:rPr>
+          <w:sz w:val="28"/>
+          <w:szCs w:val="28"/>
+        </w:rPr>
+        <w:t xml:space="preserve">Điều 2. Việc chi trả tiền bồi thường thiệt hại được thực hiện theo phương thức ##PhuongThucChiTraBoiThuong##.</w:t>
+      </w:r>
+    </w:p>
+    <w:p>
+      <w:pPr>
+        <w:spacing w:after="120" w:line="276" w:lineRule="auto"/>
+        <w:ind w:firstLine="567"/>
+        <w:jc w:val="both"/>
+      </w:pPr>
+      <w:r>
+        <w:rPr>
+          <w:sz w:val="28"/>
+          <w:szCs w:val="28"/>
+        </w:rPr>
+        <w:t xml:space="preserve">Điều 3. Khôi phục các quyền và lợi ích hợp pháp khác (nếu có): ##QuyenLoiIchHopPhapKhac##.</w:t>
+      </w:r>
+    </w:p>
+    <w:p>
+      <w:pPr>
+        <w:spacing w:after="120" w:line="276" w:lineRule="auto"/>
+        <w:ind w:firstLine="567"/>
+        <w:jc w:val="both"/>
+      </w:pPr>
+      <w:r>
+        <w:rPr>
+          <w:sz w:val="28"/>
+          <w:szCs w:val="28"/>
+        </w:rPr>
+        <w:t xml:space="preserve">Điều 4. Người yêu cầu bồi thường có quyền khởi kiện yêu cầu Tòa án giải quyết yêu cầu bồi thường theo quy định tại khoản 2 Điều 52 Luật Trách nhiệm bồi thường của Nhà nước trong thời hạn quy định tại Điều 5 Quyết định này.</w:t>
+      </w:r>
+    </w:p>
+    <w:p>
+      <w:pPr>
+        <w:spacing w:after="120" w:line="276" w:lineRule="auto"/>
+        <w:ind w:firstLine="567"/>
+        <w:jc w:val="both"/>
+      </w:pPr>
+      <w:r>
+        <w:rPr>
+          <w:sz w:val="28"/>
+          <w:szCs w:val="28"/>
+        </w:rPr>
+        <w:t xml:space="preserve">Điều 5. Quyết định này có hiệu lực ##ThoiDiemHieuLucQuyetDinh##, trừ trường hợp người yêu cầu bồi thường không đồng ý với quyết định và khởi kiện yêu cầu Tòa án giải quyết yêu cầu bồi thường.</w:t>
+      </w:r>
+    </w:p>
+    <w:p>
+      <w:pPr>
+        <w:spacing w:after="120" w:line="276" w:lineRule="auto"/>
+        <w:ind w:firstLine="567"/>
+        <w:jc w:val="both"/>
       </w:pPr>
       <w:r>
         <w:rPr>
@@ -490,34 +556,7 @@
                 <w:sz w:val="22"/>
                 <w:szCs w:val="22"/>
               </w:rPr>
-              <w:t xml:space="preserve">- Như Điều 6;</w:t>
-            </w:r>
-          </w:p>
-          <w:p>
-            <w:r>
-              <w:rPr>
-                <w:sz w:val="22"/>
-                <w:szCs w:val="22"/>
-              </w:rPr>
-              <w:t xml:space="preserve">- ##TenCoQuanQuanLyNhaNuocBTNN##;</w:t>
-            </w:r>
-          </w:p>
-          <w:p>
-            <w:r>
-              <w:rPr>
-                <w:sz w:val="22"/>
-                <w:szCs w:val="22"/>
-              </w:rPr>
-              <w:t xml:space="preserve">- ##TenNguoiThiHanhCongVuGayThietHai##;</w:t>
-            </w:r>
-          </w:p>
-          <w:p>
-            <w:r>
-              <w:rPr>
-                <w:sz w:val="22"/>
-                <w:szCs w:val="22"/>
-              </w:rPr>
-              <w:t xml:space="preserve">- Lưu: VT, HSVV.</w:t>
+              <w:t xml:space="preserve">##NoiNhan##</w:t>
             </w:r>
           </w:p>
         </w:tc>
@@ -537,7 +576,7 @@
                 <w:sz w:val="28"/>
                 <w:szCs w:val="28"/>
               </w:rPr>
-              <w:t>##ChucVuNguoiDungDau##</w:t>
+              <w:t>##ChucVuNguoiKy##</w:t>
             </w:r>
           </w:p>
           <w:p>
@@ -550,7 +589,7 @@
                 <w:sz w:val="26"/>
                 <w:szCs w:val="26"/>
               </w:rPr>
-              <w:t>(Ký, ghi rõ họ tên, đóng dấu)</w:t>
+              <w:t>(Ký, ghi rõ họ tên và đóng dấu)</w:t>
             </w:r>
           </w:p>
           <w:p>
